--- a/ky/wisdom-stories/it-is-in-vain.docx
+++ b/ky/wisdom-stories/it-is-in-vain.docx
@@ -20,7 +20,7 @@
           <w:sz w:val="34"/>
           <w:lang w:val="ky-KG"/>
         </w:rPr>
-        <w:t>Текке кеткен аракет</w:t>
+        <w:t>Бекер</w:t>
       </w:r>
       <w:bookmarkEnd w:id="10110"/>
     </w:p>
@@ -39,7 +39,7 @@
           <w:sz w:val="22"/>
           <w:lang w:val="ky-KG"/>
         </w:rPr>
-        <w:t>Сөз укпаганга насаат айтып, наадан менен талашып, эки жүздүү менен дос болуу — куру убара.</w:t>
+        <w:t>Акмакка насаат айтып, наадан менен талашып, эки жүздүү менен дос болуу — куру убара.</w:t>
       </w:r>
     </w:p>
     <w:p>
@@ -63,7 +63,7 @@
           <w:sz w:val="22"/>
           <w:lang w:val="ky-KG"/>
         </w:rPr>
-        <w:t xml:space="preserve">Сабак: </w:t>
+        <w:t>Сабак: Наадан менен талашка, эки жүздүү менен достукка кеткен убакыт текке кетет. Ким менен убакыт өткөрүүнү тандасаң, өмүрүңдү кантип жашарыңды да тандайсың.</w:t>
       </w:r>
       <w:r>
         <w:rPr>
@@ -72,7 +72,6 @@
           <w:sz w:val="22"/>
           <w:lang w:val="ky-KG"/>
         </w:rPr>
-        <w:t>Убактыңды куру талашка коротпо. Ким менен жолдош болгонуң өмүрүңдүн кандай өтөрүнө таасир этет.</w:t>
       </w:r>
     </w:p>
     <w:p>
@@ -92,7 +91,7 @@
           <w:sz w:val="18"/>
           <w:lang w:val="ky-KG"/>
         </w:rPr>
-        <w:t>Окуя ачык интернет булактарынан алынды.</w:t>
+        <w:t>Аңгемелер ачык интернет булактарынан алынган, иллюстрациялар болсо ЖИ менен түзүлгөн.</w:t>
       </w:r>
     </w:p>
     <w:sectPr>
